--- a/content/blog/kak-obshchayutsya-kitajcy.DZEN.docx
+++ b/content/blog/kak-obshchayutsya-kitajcy.DZEN.docx
@@ -139,46 +139,178 @@
           <w:sz w:val="22"/>
           <w:szCs w:val="22"/>
         </w:rPr>
-        <w:t xml:space="preserve">Эта разница ломает больше переговоров и знакомств, чем незнание грамматики. Ниже разберём три опоры китайского общения — непрямую речь, понятие 面子 «лицо» и умение читать ситуацию, — из-за которых буквальный перевод слов не равен пониманию человека.</w:t>
-      </w:r>
-    </w:p>
-    <w:p>
-      <w:pPr>
-        <w:pBdr>
-          <w:left w:val="single" w:color="A41E3A" w:sz="18" w:space="10"/>
-        </w:pBdr>
-        <w:shd w:fill="F7E6EB" w:val="clear"/>
-        <w:spacing w:after="40" w:before="40"/>
-        <w:ind w:left="150"/>
-      </w:pPr>
-      <w:r>
-        <w:rPr>
-          <w:b/>
-          <w:bCs/>
-          <w:caps/>
-          <w:color w:val="A41E3A"/>
-          <w:sz w:val="16"/>
-          <w:szCs w:val="16"/>
-        </w:rPr>
-        <w:t xml:space="preserve">Если коротко</w:t>
-      </w:r>
-    </w:p>
-    <w:p>
-      <w:pPr>
-        <w:pBdr>
-          <w:left w:val="single" w:color="A41E3A" w:sz="18" w:space="10"/>
-        </w:pBdr>
-        <w:shd w:fill="F7E6EB" w:val="clear"/>
-        <w:spacing w:after="40"/>
-        <w:ind w:left="150"/>
-      </w:pPr>
-      <w:r>
-        <w:rPr>
-          <w:color w:val="2C2420"/>
-          <w:sz w:val="22"/>
-          <w:szCs w:val="22"/>
-        </w:rPr>
-        <w:t xml:space="preserve">В Китае многое не говорят прямо: смысл понятен из ситуации, тона и намёка. Прямота звучит как давление, поэтому отказ, несогласие и критику смягчают: 再说吧 («там видно будет»), 不太方便 («не очень удобно»). В центре общения — 面子 (miànzi, «лицо»): своё и чужое достоинство берегут, при людях не спорят и не ставят человека в неловкое положение. И ещё важен статус: кто старше и выше по должности — тот говорит первым и задаёт тон.</w:t>
+        <w:t xml:space="preserve">Эта разница ломает больше переговоров и знакомств, чем незнание грамматики. Как понимать китайцев правильно и не обижать их по незнанию? Давайте разбираться.</w:t>
+      </w:r>
+    </w:p>
+    <w:p>
+      <w:pPr>
+        <w:spacing w:after="60" w:before="200"/>
+      </w:pPr>
+      <w:r>
+        <w:rPr>
+          <w:b/>
+          <w:bCs/>
+          <w:color w:val="2C2420"/>
+          <w:sz w:val="23"/>
+          <w:szCs w:val="23"/>
+        </w:rPr>
+        <w:t xml:space="preserve">Кому будет полезна статья</w:t>
+      </w:r>
+    </w:p>
+    <w:p>
+      <w:pPr>
+        <w:spacing w:after="140"/>
+      </w:pPr>
+      <w:r>
+        <w:rPr>
+          <w:color w:val="5A4F45"/>
+          <w:sz w:val="22"/>
+          <w:szCs w:val="22"/>
+        </w:rPr>
+        <w:t xml:space="preserve">Всем, кто общается с китайцами — в поездке, на учёбе или в делах. Вы научитесь понимать, что стоит за словами собеседника, и перестанете портить отношения на ровном месте.</w:t>
+      </w:r>
+    </w:p>
+    <w:p>
+      <w:pPr>
+        <w:spacing w:after="80" w:before="200"/>
+      </w:pPr>
+      <w:r>
+        <w:rPr>
+          <w:b/>
+          <w:bCs/>
+          <w:color w:val="2C2420"/>
+          <w:sz w:val="23"/>
+          <w:szCs w:val="23"/>
+        </w:rPr>
+        <w:t xml:space="preserve">Что вы узнаете</w:t>
+      </w:r>
+    </w:p>
+    <w:p>
+      <w:pPr>
+        <w:spacing w:after="70"/>
+      </w:pPr>
+      <w:r>
+        <w:rPr>
+          <w:b/>
+          <w:bCs/>
+          <w:color w:val="A41E3A"/>
+          <w:sz w:val="22"/>
+          <w:szCs w:val="22"/>
+        </w:rPr>
+        <w:t xml:space="preserve">1.  </w:t>
+      </w:r>
+      <w:r>
+        <w:rPr>
+          <w:color w:val="2C2420"/>
+          <w:sz w:val="22"/>
+          <w:szCs w:val="22"/>
+        </w:rPr>
+        <w:t xml:space="preserve">Почему в Китае «да» не всегда значит «да»</w:t>
+      </w:r>
+    </w:p>
+    <w:p>
+      <w:pPr>
+        <w:spacing w:after="70"/>
+      </w:pPr>
+      <w:r>
+        <w:rPr>
+          <w:b/>
+          <w:bCs/>
+          <w:color w:val="A41E3A"/>
+          <w:sz w:val="22"/>
+          <w:szCs w:val="22"/>
+        </w:rPr>
+        <w:t xml:space="preserve">2.  </w:t>
+      </w:r>
+      <w:r>
+        <w:rPr>
+          <w:color w:val="2C2420"/>
+          <w:sz w:val="22"/>
+          <w:szCs w:val="22"/>
+        </w:rPr>
+        <w:t xml:space="preserve">Что такое 面子 («лицо») и почему его так берегут</w:t>
+      </w:r>
+    </w:p>
+    <w:p>
+      <w:pPr>
+        <w:spacing w:after="70"/>
+      </w:pPr>
+      <w:r>
+        <w:rPr>
+          <w:b/>
+          <w:bCs/>
+          <w:color w:val="A41E3A"/>
+          <w:sz w:val="22"/>
+          <w:szCs w:val="22"/>
+        </w:rPr>
+        <w:t xml:space="preserve">3.  </w:t>
+      </w:r>
+      <w:r>
+        <w:rPr>
+          <w:color w:val="2C2420"/>
+          <w:sz w:val="22"/>
+          <w:szCs w:val="22"/>
+        </w:rPr>
+        <w:t xml:space="preserve">Как звучит вежливый отказ — и как его распознать</w:t>
+      </w:r>
+    </w:p>
+    <w:p>
+      <w:pPr>
+        <w:spacing w:after="70"/>
+      </w:pPr>
+      <w:r>
+        <w:rPr>
+          <w:b/>
+          <w:bCs/>
+          <w:color w:val="A41E3A"/>
+          <w:sz w:val="22"/>
+          <w:szCs w:val="22"/>
+        </w:rPr>
+        <w:t xml:space="preserve">4.  </w:t>
+      </w:r>
+      <w:r>
+        <w:rPr>
+          <w:color w:val="2C2420"/>
+          <w:sz w:val="22"/>
+          <w:szCs w:val="22"/>
+        </w:rPr>
+        <w:t xml:space="preserve">Как статус, возраст и контекст меняют разговор</w:t>
+      </w:r>
+    </w:p>
+    <w:p>
+      <w:pPr>
+        <w:spacing w:after="70"/>
+      </w:pPr>
+      <w:r>
+        <w:rPr>
+          <w:b/>
+          <w:bCs/>
+          <w:color w:val="A41E3A"/>
+          <w:sz w:val="22"/>
+          <w:szCs w:val="22"/>
+        </w:rPr>
+        <w:t xml:space="preserve">5.  </w:t>
+      </w:r>
+      <w:r>
+        <w:rPr>
+          <w:color w:val="2C2420"/>
+          <w:sz w:val="22"/>
+          <w:szCs w:val="22"/>
+        </w:rPr>
+        <w:t xml:space="preserve">Какие правила помогут понимать китайцев и не обижать их</w:t>
+      </w:r>
+    </w:p>
+    <w:p>
+      <w:pPr>
+        <w:spacing w:after="140"/>
+      </w:pPr>
+      <w:r>
+        <w:rPr>
+          <w:color w:val="5A4F45"/>
+          <w:sz w:val="22"/>
+          <w:szCs w:val="22"/>
+        </w:rPr>
+        <w:t xml:space="preserve">Ведь одно неверно понятое «подумаю» или спор при свидетелях могут стоить сделки или дружбы — а вы даже не поймёте, где именно ошиблись.</w:t>
       </w:r>
     </w:p>
     <w:p>
